--- a/output/Table1_sample_characteristics.docx
+++ b/output/Table1_sample_characteristics.docx
@@ -25,7 +25,7 @@
         <w:ind w:left="60" w:right="60" w:firstLine="0" w:firstLineChars="0"/>
       </w:pPr>
       <w:r>
-        <w:t xml:space="preserve">**Table 1. Sample characteristics by season (n = 399)**</w:t>
+        <w:t xml:space="preserve">**Table 1. Sample characteristics by season**</w:t>
       </w:r>
     </w:p>
     <w:tbl xmlns:a="http://schemas.openxmlformats.org/drawingml/2006/main" xmlns:pic="http://schemas.openxmlformats.org/drawingml/2006/picture">
@@ -670,7 +670,7 @@
       </w:tr>
       <w:tr>
         <w:trPr>
-          <w:trHeight w:val="620" w:hRule="auto"/>
+          <w:trHeight w:val="617" w:hRule="auto"/>
         </w:trPr>
         <w:tc>
           <w:tcPr>
@@ -723,7 +723,7 @@
                 <w:szCs w:val="22"/>
                 <w:color w:val="000000"/>
               </w:rPr>
-              <w:t xml:space="preserve">Age (years)</w:t>
+              <w:t xml:space="preserve">Age</w:t>
             </w:r>
           </w:p>
         </w:tc>
@@ -1510,7 +1510,7 @@
       </w:tr>
       <w:tr>
         <w:trPr>
-          <w:trHeight w:val="618" w:hRule="auto"/>
+          <w:trHeight w:val="616" w:hRule="auto"/>
         </w:trPr>
         <w:tc>
           <w:tcPr>
@@ -1563,7 +1563,7 @@
                 <w:szCs w:val="22"/>
                 <w:color w:val="000000"/>
               </w:rPr>
-              <w:t xml:space="preserve">Parity (n children)</w:t>
+              <w:t xml:space="preserve">Parity</w:t>
             </w:r>
           </w:p>
         </w:tc>

--- a/output/Table1_sample_characteristics.docx
+++ b/output/Table1_sample_characteristics.docx
@@ -943,7 +943,7 @@
                 <w:szCs w:val="22"/>
                 <w:color w:val="000000"/>
               </w:rPr>
-              <w:t xml:space="preserve">0.010</w:t>
+              <w:t xml:space="preserve">0.012</w:t>
             </w:r>
           </w:p>
         </w:tc>
@@ -2063,7 +2063,7 @@
                 <w:szCs w:val="22"/>
                 <w:color w:val="000000"/>
               </w:rPr>
-              <w:t xml:space="preserve">0.15</w:t>
+              <w:t xml:space="preserve"/>
             </w:r>
           </w:p>
         </w:tc>
@@ -4303,7 +4303,7 @@
                 <w:szCs w:val="22"/>
                 <w:color w:val="000000"/>
               </w:rPr>
-              <w:t xml:space="preserve">0.2</w:t>
+              <w:t xml:space="preserve"/>
             </w:r>
           </w:p>
         </w:tc>
@@ -9903,7 +9903,7 @@
                 <w:szCs w:val="22"/>
                 <w:color w:val="000000"/>
               </w:rPr>
-              <w:t xml:space="preserve">0.033</w:t>
+              <w:t xml:space="preserve">0.031</w:t>
             </w:r>
           </w:p>
         </w:tc>
@@ -10053,7 +10053,7 @@
                 <w:szCs w:val="22"/>
                 <w:color w:val="000000"/>
               </w:rPr>
-              <w:t xml:space="preserve">Welch Two Sample t-test; Pearson's Chi-squared test</w:t>
+              <w:t xml:space="preserve">Wilcoxon rank sum test; NA; Fisher's exact test</w:t>
             </w:r>
           </w:p>
         </w:tc>
